--- a/tillsyn/A 41412-2024 tillsynsbegäran.docx
+++ b/tillsyn/A 41412-2024 tillsynsbegäran.docx
@@ -1561,7 +1561,7 @@
     <w:r>
       <w:tab/>
       <w:tab/>
-      <w:t>2026-09-14</w:t>
+      <w:t>2026-09-15</w:t>
       <w:br/>
       <w:br/>
     </w:r>

--- a/tillsyn/A 41412-2024 tillsynsbegäran.docx
+++ b/tillsyn/A 41412-2024 tillsynsbegäran.docx
@@ -1561,7 +1561,7 @@
     <w:r>
       <w:tab/>
       <w:tab/>
-      <w:t>2026-09-15</w:t>
+      <w:t>2026-09-16</w:t>
       <w:br/>
       <w:br/>
     </w:r>

--- a/tillsyn/A 41412-2024 tillsynsbegäran.docx
+++ b/tillsyn/A 41412-2024 tillsynsbegäran.docx
@@ -22,7 +22,7 @@
       <w:r>
         <w:drawing>
           <wp:inline xmlns:a="http://schemas.openxmlformats.org/drawingml/2006/main" xmlns:pic="http://schemas.openxmlformats.org/drawingml/2006/picture">
-            <wp:extent cx="5486400" cy="5361966"/>
+            <wp:extent cx="5486400" cy="5471317"/>
             <wp:docPr id="1" name="Picture 1"/>
             <wp:cNvGraphicFramePr>
               <a:graphicFrameLocks noChangeAspect="1"/>
@@ -43,7 +43,7 @@
                   <pic:spPr>
                     <a:xfrm>
                       <a:off x="0" y="0"/>
-                      <a:ext cx="5486400" cy="5361966"/>
+                      <a:ext cx="5486400" cy="5471317"/>
                     </a:xfrm>
                     <a:prstGeom prst="rect"/>
                   </pic:spPr>
@@ -65,7 +65,7 @@
     </w:p>
     <w:p>
       <w:r>
-        <w:t>I och inom 22 meter från avverkningsanmälan finns fynd av 15 naturvårdsarter, varav 6 är rödlistade, 4 är fridlysta, 14 är typiska (T) och 7 är signalarter (S): garnlav (VU, T), knärot (VU, T, §8), dropptaggsvamp (NT, T), lunglav (NT, T), rosenticka (NT, T), ullticka (NT, T), bårdlav (S, T), korallblylav (S, T), luddlav (S, T), mörk husmossa (S, T), spindelblomster (S, T, §8), stuplav (S, T), vedticka (S, T), spillkråka (T, §4) och svartvit flugsnappare (§4). Se Figur 1.</w:t>
+        <w:t>I och inom 22 meter från avverkningsanmälan finns fynd av 16 naturvårdsarter, varav 7 är rödlistade, 4 är fridlysta, 14 är typiska (T) och 7 är signalarter (S): garnlav (VU, T), knärot (VU, T, §8), dropptaggsvamp (NT, T), kortskaftad ärgspik (NT), lunglav (NT, T), rosenticka (NT, T), ullticka (NT, T), bårdlav (S, T), korallblylav (S, T), luddlav (S, T), mörk husmossa (S, T), spindelblomster (S, T, §8), stuplav (S, T), vedticka (S, T), spillkråka (T, §4) och svartvit flugsnappare (§4). Se Figur 1.</w:t>
       </w:r>
     </w:p>
     <w:p>
@@ -182,7 +182,7 @@
     </w:p>
     <w:p>
       <w:r>
-        <w:t>I det avverkningsanmälda området finns 7 fyndplatser för knärot registrerade på Artportalen. Figur 2 visar gränserna för buffertzoner på 50 m, som behöver lämnas kring fyndplatserna för att knärotslokalerna inte ska försvinna vid en avverkning. Av det avverkningsanmälda området överlappar 1.49 ha med buffertzonerna och får av detta skäl inte avverkas.</w:t>
+        <w:t>I det avverkningsanmälda området finns 9 fyndplatser för knärot registrerade på Artportalen. Figur 2 visar gränserna för buffertzoner på 50 m, som behöver lämnas kring fyndplatserna för att knärotslokalerna inte ska försvinna vid en avverkning. Av det avverkningsanmälda området överlappar 1.60 ha med buffertzonerna och får av detta skäl inte avverkas.</w:t>
       </w:r>
     </w:p>
     <w:p>
@@ -258,6 +258,17 @@
         <w:rPr>
           <w:b/>
         </w:rPr>
+        <w:t>Kortskaftad ärgspik (NT)</w:t>
+      </w:r>
+      <w:r>
+        <w:t xml:space="preserve"> förekommer i barrträdsdominerade skogar och växer nästan uteslutande på tallved. Den föredrar gamla högstubbar i fuktig och halvöppen miljö, t.ex. i myrkanter, sumpskog och brandpräglad skog. Arten indikerar kontinuerlig tillgång till gamla högstubbar i kombination med hög och jämn luftfuktighet. Skogsbruk på lokaler med kortskaftad ärgspik utgör ett hot. På lång sikt bildas färre lämpliga substrat än vad som försvinner. Avverkning av barrträdsdominerade bestånd av naturskogskaraktär utgör ett långsiktigt hot. Naturskogsartade bestånd med riklig förekomst av gamla och grova tallhögstubbar bör undantas från skogsbruk (SLU Artdatabanken, 2024).</w:t>
+      </w:r>
+    </w:p>
+    <w:p>
+      <w:r>
+        <w:rPr>
+          <w:b/>
+        </w:rPr>
         <w:t>Lunglav (NT)</w:t>
       </w:r>
       <w:r>
@@ -1561,7 +1572,7 @@
     <w:r>
       <w:tab/>
       <w:tab/>
-      <w:t>2026-09-16</w:t>
+      <w:t>2026-09-17</w:t>
       <w:br/>
       <w:br/>
     </w:r>

--- a/tillsyn/A 41412-2024 tillsynsbegäran.docx
+++ b/tillsyn/A 41412-2024 tillsynsbegäran.docx
@@ -1572,7 +1572,7 @@
     <w:r>
       <w:tab/>
       <w:tab/>
-      <w:t>2026-09-17</w:t>
+      <w:t>2026-09-18</w:t>
       <w:br/>
       <w:br/>
     </w:r>

--- a/tillsyn/A 41412-2024 tillsynsbegäran.docx
+++ b/tillsyn/A 41412-2024 tillsynsbegäran.docx
@@ -1572,7 +1572,7 @@
     <w:r>
       <w:tab/>
       <w:tab/>
-      <w:t>2026-09-18</w:t>
+      <w:t>2026-09-19</w:t>
       <w:br/>
       <w:br/>
     </w:r>

--- a/tillsyn/A 41412-2024 tillsynsbegäran.docx
+++ b/tillsyn/A 41412-2024 tillsynsbegäran.docx
@@ -1572,7 +1572,7 @@
     <w:r>
       <w:tab/>
       <w:tab/>
-      <w:t>2026-09-19</w:t>
+      <w:t>2026-09-21</w:t>
       <w:br/>
       <w:br/>
     </w:r>

--- a/tillsyn/A 41412-2024 tillsynsbegäran.docx
+++ b/tillsyn/A 41412-2024 tillsynsbegäran.docx
@@ -1572,7 +1572,7 @@
     <w:r>
       <w:tab/>
       <w:tab/>
-      <w:t>2026-09-21</w:t>
+      <w:t>2026-09-23</w:t>
       <w:br/>
       <w:br/>
     </w:r>

--- a/tillsyn/A 41412-2024 tillsynsbegäran.docx
+++ b/tillsyn/A 41412-2024 tillsynsbegäran.docx
@@ -1572,7 +1572,7 @@
     <w:r>
       <w:tab/>
       <w:tab/>
-      <w:t>2026-09-23</w:t>
+      <w:t>2026-09-24</w:t>
       <w:br/>
       <w:br/>
     </w:r>

--- a/tillsyn/A 41412-2024 tillsynsbegäran.docx
+++ b/tillsyn/A 41412-2024 tillsynsbegäran.docx
@@ -1572,7 +1572,7 @@
     <w:r>
       <w:tab/>
       <w:tab/>
-      <w:t>2026-09-24</w:t>
+      <w:t>2026-09-25</w:t>
       <w:br/>
       <w:br/>
     </w:r>

--- a/tillsyn/A 41412-2024 tillsynsbegäran.docx
+++ b/tillsyn/A 41412-2024 tillsynsbegäran.docx
@@ -1572,7 +1572,7 @@
     <w:r>
       <w:tab/>
       <w:tab/>
-      <w:t>2026-09-25</w:t>
+      <w:t>2026-09-26</w:t>
       <w:br/>
       <w:br/>
     </w:r>

--- a/tillsyn/A 41412-2024 tillsynsbegäran.docx
+++ b/tillsyn/A 41412-2024 tillsynsbegäran.docx
@@ -1572,7 +1572,7 @@
     <w:r>
       <w:tab/>
       <w:tab/>
-      <w:t>2026-09-26</w:t>
+      <w:t>2026-09-27</w:t>
       <w:br/>
       <w:br/>
     </w:r>

--- a/tillsyn/A 41412-2024 tillsynsbegäran.docx
+++ b/tillsyn/A 41412-2024 tillsynsbegäran.docx
@@ -1572,7 +1572,7 @@
     <w:r>
       <w:tab/>
       <w:tab/>
-      <w:t>2026-09-27</w:t>
+      <w:t>2026-09-28</w:t>
       <w:br/>
       <w:br/>
     </w:r>

--- a/tillsyn/A 41412-2024 tillsynsbegäran.docx
+++ b/tillsyn/A 41412-2024 tillsynsbegäran.docx
@@ -1572,7 +1572,7 @@
     <w:r>
       <w:tab/>
       <w:tab/>
-      <w:t>2026-09-28</w:t>
+      <w:t>2026-09-29</w:t>
       <w:br/>
       <w:br/>
     </w:r>

--- a/tillsyn/A 41412-2024 tillsynsbegäran.docx
+++ b/tillsyn/A 41412-2024 tillsynsbegäran.docx
@@ -1572,7 +1572,7 @@
     <w:r>
       <w:tab/>
       <w:tab/>
-      <w:t>2026-09-29</w:t>
+      <w:t>2026-09-30</w:t>
       <w:br/>
       <w:br/>
     </w:r>

--- a/tillsyn/A 41412-2024 tillsynsbegäran.docx
+++ b/tillsyn/A 41412-2024 tillsynsbegäran.docx
@@ -1572,7 +1572,7 @@
     <w:r>
       <w:tab/>
       <w:tab/>
-      <w:t>2026-09-30</w:t>
+      <w:t>2026-10-01</w:t>
       <w:br/>
       <w:br/>
     </w:r>

--- a/tillsyn/A 41412-2024 tillsynsbegäran.docx
+++ b/tillsyn/A 41412-2024 tillsynsbegäran.docx
@@ -1572,7 +1572,7 @@
     <w:r>
       <w:tab/>
       <w:tab/>
-      <w:t>2026-10-01</w:t>
+      <w:t>2026-10-02</w:t>
       <w:br/>
       <w:br/>
     </w:r>

--- a/tillsyn/A 41412-2024 tillsynsbegäran.docx
+++ b/tillsyn/A 41412-2024 tillsynsbegäran.docx
@@ -1572,7 +1572,7 @@
     <w:r>
       <w:tab/>
       <w:tab/>
-      <w:t>2026-10-02</w:t>
+      <w:t>2026-10-03</w:t>
       <w:br/>
       <w:br/>
     </w:r>

--- a/tillsyn/A 41412-2024 tillsynsbegäran.docx
+++ b/tillsyn/A 41412-2024 tillsynsbegäran.docx
@@ -1572,7 +1572,7 @@
     <w:r>
       <w:tab/>
       <w:tab/>
-      <w:t>2026-10-03</w:t>
+      <w:t>2026-10-04</w:t>
       <w:br/>
       <w:br/>
     </w:r>

--- a/tillsyn/A 41412-2024 tillsynsbegäran.docx
+++ b/tillsyn/A 41412-2024 tillsynsbegäran.docx
@@ -1572,7 +1572,7 @@
     <w:r>
       <w:tab/>
       <w:tab/>
-      <w:t>2026-10-04</w:t>
+      <w:t>2026-10-05</w:t>
       <w:br/>
       <w:br/>
     </w:r>

--- a/tillsyn/A 41412-2024 tillsynsbegäran.docx
+++ b/tillsyn/A 41412-2024 tillsynsbegäran.docx
@@ -1572,7 +1572,7 @@
     <w:r>
       <w:tab/>
       <w:tab/>
-      <w:t>2026-10-05</w:t>
+      <w:t>2026-10-06</w:t>
       <w:br/>
       <w:br/>
     </w:r>

--- a/tillsyn/A 41412-2024 tillsynsbegäran.docx
+++ b/tillsyn/A 41412-2024 tillsynsbegäran.docx
@@ -1572,7 +1572,7 @@
     <w:r>
       <w:tab/>
       <w:tab/>
-      <w:t>2026-10-06</w:t>
+      <w:t>2026-10-07</w:t>
       <w:br/>
       <w:br/>
     </w:r>

--- a/tillsyn/A 41412-2024 tillsynsbegäran.docx
+++ b/tillsyn/A 41412-2024 tillsynsbegäran.docx
@@ -1572,7 +1572,7 @@
     <w:r>
       <w:tab/>
       <w:tab/>
-      <w:t>2026-10-07</w:t>
+      <w:t>2026-10-08</w:t>
       <w:br/>
       <w:br/>
     </w:r>

--- a/tillsyn/A 41412-2024 tillsynsbegäran.docx
+++ b/tillsyn/A 41412-2024 tillsynsbegäran.docx
@@ -1572,7 +1572,7 @@
     <w:r>
       <w:tab/>
       <w:tab/>
-      <w:t>2026-10-08</w:t>
+      <w:t>2026-10-09</w:t>
       <w:br/>
       <w:br/>
     </w:r>

--- a/tillsyn/A 41412-2024 tillsynsbegäran.docx
+++ b/tillsyn/A 41412-2024 tillsynsbegäran.docx
@@ -1572,7 +1572,7 @@
     <w:r>
       <w:tab/>
       <w:tab/>
-      <w:t>2026-10-09</w:t>
+      <w:t>2026-10-10</w:t>
       <w:br/>
       <w:br/>
     </w:r>

--- a/tillsyn/A 41412-2024 tillsynsbegäran.docx
+++ b/tillsyn/A 41412-2024 tillsynsbegäran.docx
@@ -1572,7 +1572,7 @@
     <w:r>
       <w:tab/>
       <w:tab/>
-      <w:t>2026-10-10</w:t>
+      <w:t>2026-10-11</w:t>
       <w:br/>
       <w:br/>
     </w:r>

--- a/tillsyn/A 41412-2024 tillsynsbegäran.docx
+++ b/tillsyn/A 41412-2024 tillsynsbegäran.docx
@@ -1572,7 +1572,7 @@
     <w:r>
       <w:tab/>
       <w:tab/>
-      <w:t>2026-10-11</w:t>
+      <w:t>2026-10-12</w:t>
       <w:br/>
       <w:br/>
     </w:r>

--- a/tillsyn/A 41412-2024 tillsynsbegäran.docx
+++ b/tillsyn/A 41412-2024 tillsynsbegäran.docx
@@ -1572,7 +1572,7 @@
     <w:r>
       <w:tab/>
       <w:tab/>
-      <w:t>2026-10-12</w:t>
+      <w:t>2026-10-13</w:t>
       <w:br/>
       <w:br/>
     </w:r>

--- a/tillsyn/A 41412-2024 tillsynsbegäran.docx
+++ b/tillsyn/A 41412-2024 tillsynsbegäran.docx
@@ -1572,7 +1572,7 @@
     <w:r>
       <w:tab/>
       <w:tab/>
-      <w:t>2026-10-13</w:t>
+      <w:t>2026-10-14</w:t>
       <w:br/>
       <w:br/>
     </w:r>

--- a/tillsyn/A 41412-2024 tillsynsbegäran.docx
+++ b/tillsyn/A 41412-2024 tillsynsbegäran.docx
@@ -1572,7 +1572,7 @@
     <w:r>
       <w:tab/>
       <w:tab/>
-      <w:t>2026-10-14</w:t>
+      <w:t>2026-10-15</w:t>
       <w:br/>
       <w:br/>
     </w:r>

--- a/tillsyn/A 41412-2024 tillsynsbegäran.docx
+++ b/tillsyn/A 41412-2024 tillsynsbegäran.docx
@@ -1572,7 +1572,7 @@
     <w:r>
       <w:tab/>
       <w:tab/>
-      <w:t>2026-10-15</w:t>
+      <w:t>2026-10-16</w:t>
       <w:br/>
       <w:br/>
     </w:r>

--- a/tillsyn/A 41412-2024 tillsynsbegäran.docx
+++ b/tillsyn/A 41412-2024 tillsynsbegäran.docx
@@ -1572,7 +1572,7 @@
     <w:r>
       <w:tab/>
       <w:tab/>
-      <w:t>2026-10-16</w:t>
+      <w:t>2026-10-17</w:t>
       <w:br/>
       <w:br/>
     </w:r>

--- a/tillsyn/A 41412-2024 tillsynsbegäran.docx
+++ b/tillsyn/A 41412-2024 tillsynsbegäran.docx
@@ -1572,7 +1572,7 @@
     <w:r>
       <w:tab/>
       <w:tab/>
-      <w:t>2026-10-17</w:t>
+      <w:t>2026-10-18</w:t>
       <w:br/>
       <w:br/>
     </w:r>

--- a/tillsyn/A 41412-2024 tillsynsbegäran.docx
+++ b/tillsyn/A 41412-2024 tillsynsbegäran.docx
@@ -1572,7 +1572,7 @@
     <w:r>
       <w:tab/>
       <w:tab/>
-      <w:t>2026-10-18</w:t>
+      <w:t>2026-10-19</w:t>
       <w:br/>
       <w:br/>
     </w:r>

--- a/tillsyn/A 41412-2024 tillsynsbegäran.docx
+++ b/tillsyn/A 41412-2024 tillsynsbegäran.docx
@@ -1572,7 +1572,7 @@
     <w:r>
       <w:tab/>
       <w:tab/>
-      <w:t>2026-10-19</w:t>
+      <w:t>2026-10-20</w:t>
       <w:br/>
       <w:br/>
     </w:r>

--- a/tillsyn/A 41412-2024 tillsynsbegäran.docx
+++ b/tillsyn/A 41412-2024 tillsynsbegäran.docx
@@ -1572,7 +1572,7 @@
     <w:r>
       <w:tab/>
       <w:tab/>
-      <w:t>2026-10-20</w:t>
+      <w:t>2026-10-21</w:t>
       <w:br/>
       <w:br/>
     </w:r>

--- a/tillsyn/A 41412-2024 tillsynsbegäran.docx
+++ b/tillsyn/A 41412-2024 tillsynsbegäran.docx
@@ -1572,7 +1572,7 @@
     <w:r>
       <w:tab/>
       <w:tab/>
-      <w:t>2026-10-21</w:t>
+      <w:t>2026-10-22</w:t>
       <w:br/>
       <w:br/>
     </w:r>

--- a/tillsyn/A 41412-2024 tillsynsbegäran.docx
+++ b/tillsyn/A 41412-2024 tillsynsbegäran.docx
@@ -1572,7 +1572,7 @@
     <w:r>
       <w:tab/>
       <w:tab/>
-      <w:t>2026-10-22</w:t>
+      <w:t>2026-10-23</w:t>
       <w:br/>
       <w:br/>
     </w:r>

--- a/tillsyn/A 41412-2024 tillsynsbegäran.docx
+++ b/tillsyn/A 41412-2024 tillsynsbegäran.docx
@@ -1572,7 +1572,7 @@
     <w:r>
       <w:tab/>
       <w:tab/>
-      <w:t>2026-10-23</w:t>
+      <w:t>2026-10-24</w:t>
       <w:br/>
       <w:br/>
     </w:r>

--- a/tillsyn/A 41412-2024 tillsynsbegäran.docx
+++ b/tillsyn/A 41412-2024 tillsynsbegäran.docx
@@ -1572,7 +1572,7 @@
     <w:r>
       <w:tab/>
       <w:tab/>
-      <w:t>2026-10-24</w:t>
+      <w:t>2026-10-25</w:t>
       <w:br/>
       <w:br/>
     </w:r>

--- a/tillsyn/A 41412-2024 tillsynsbegäran.docx
+++ b/tillsyn/A 41412-2024 tillsynsbegäran.docx
@@ -1572,7 +1572,7 @@
     <w:r>
       <w:tab/>
       <w:tab/>
-      <w:t>2026-10-25</w:t>
+      <w:t>2026-10-26</w:t>
       <w:br/>
       <w:br/>
     </w:r>

--- a/tillsyn/A 41412-2024 tillsynsbegäran.docx
+++ b/tillsyn/A 41412-2024 tillsynsbegäran.docx
@@ -1572,7 +1572,7 @@
     <w:r>
       <w:tab/>
       <w:tab/>
-      <w:t>2026-10-26</w:t>
+      <w:t>2026-10-27</w:t>
       <w:br/>
       <w:br/>
     </w:r>

--- a/tillsyn/A 41412-2024 tillsynsbegäran.docx
+++ b/tillsyn/A 41412-2024 tillsynsbegäran.docx
@@ -1572,7 +1572,7 @@
     <w:r>
       <w:tab/>
       <w:tab/>
-      <w:t>2026-10-27</w:t>
+      <w:t>2026-10-28</w:t>
       <w:br/>
       <w:br/>
     </w:r>

--- a/tillsyn/A 41412-2024 tillsynsbegäran.docx
+++ b/tillsyn/A 41412-2024 tillsynsbegäran.docx
@@ -1572,7 +1572,7 @@
     <w:r>
       <w:tab/>
       <w:tab/>
-      <w:t>2026-10-28</w:t>
+      <w:t>2026-10-29</w:t>
       <w:br/>
       <w:br/>
     </w:r>
